--- a/4_Diari/Diario 20.03.2026.docx
+++ b/4_Diari/Diario 20.03.2026.docx
@@ -114,7 +114,7 @@
               <w:rPr>
                 <w:rFonts w:ascii="Arial" w:hAnsi="Arial" w:cs="Arial"/>
               </w:rPr>
-              <w:t>13</w:t>
+              <w:t>20</w:t>
             </w:r>
             <w:r>
               <w:rPr>
@@ -200,13 +200,13 @@
               <w:rPr>
                 <w:rFonts w:ascii="Arial" w:hAnsi="Arial" w:cs="Arial"/>
               </w:rPr>
-              <w:t>(8:20 - 9:</w:t>
-            </w:r>
-            <w:r>
-              <w:rPr>
-                <w:rFonts w:ascii="Arial" w:hAnsi="Arial" w:cs="Arial"/>
-              </w:rPr>
-              <w:t>50</w:t>
+              <w:t>(8:20 -</w:t>
+            </w:r>
+            <w:r>
+              <w:rPr>
+                <w:rFonts w:ascii="Arial" w:hAnsi="Arial" w:cs="Arial"/>
+              </w:rPr>
+              <w:t>11:35</w:t>
             </w:r>
             <w:r>
               <w:rPr>
@@ -238,7 +238,13 @@
               <w:rPr>
                 <w:rFonts w:ascii="Arial" w:hAnsi="Arial" w:cs="Arial"/>
               </w:rPr>
-              <w:t>Alex: cerca di finire collisione con i nemici</w:t>
+              <w:t xml:space="preserve">Alex: </w:t>
+            </w:r>
+            <w:r>
+              <w:rPr>
+                <w:rFonts w:ascii="Arial" w:hAnsi="Arial" w:cs="Arial"/>
+              </w:rPr>
+              <w:t>risolvere il problema di merge</w:t>
             </w:r>
           </w:p>
           <w:p>
@@ -251,7 +257,13 @@
               <w:rPr>
                 <w:rFonts w:ascii="Arial" w:hAnsi="Arial" w:cs="Arial"/>
               </w:rPr>
-              <w:t>Sofia: bullet system</w:t>
+              <w:t xml:space="preserve">Sofia: </w:t>
+            </w:r>
+            <w:r>
+              <w:rPr>
+                <w:rFonts w:ascii="Arial" w:hAnsi="Arial" w:cs="Arial"/>
+              </w:rPr>
+              <w:t>problema con la collisione con nemico</w:t>
             </w:r>
           </w:p>
           <w:p>
@@ -264,7 +276,13 @@
               <w:rPr>
                 <w:rFonts w:ascii="Arial" w:hAnsi="Arial" w:cs="Arial"/>
               </w:rPr>
-              <w:t>Lukas: script per UI</w:t>
+              <w:t xml:space="preserve">Lukas: </w:t>
+            </w:r>
+            <w:r>
+              <w:rPr>
+                <w:rFonts w:ascii="Arial" w:hAnsi="Arial" w:cs="Arial"/>
+              </w:rPr>
+              <w:t>risolvere il problema di merge</w:t>
             </w:r>
           </w:p>
           <w:p>
@@ -273,43 +291,25 @@
                 <w:rFonts w:ascii="Arial" w:hAnsi="Arial" w:cs="Arial"/>
               </w:rPr>
             </w:pPr>
-            <w:r>
-              <w:rPr>
-                <w:rFonts w:ascii="Arial" w:hAnsi="Arial" w:cs="Arial"/>
-              </w:rPr>
-              <w:t xml:space="preserve">Anh: </w:t>
-            </w:r>
-            <w:r>
-              <w:rPr>
-                <w:rFonts w:ascii="Arial" w:hAnsi="Arial" w:cs="Arial"/>
-              </w:rPr>
-              <w:t>Continuazione menu principale (finire option menu)</w:t>
-            </w:r>
-          </w:p>
-          <w:p>
-            <w:pPr>
-              <w:rPr>
-                <w:rFonts w:ascii="Arial" w:hAnsi="Arial" w:cs="Arial"/>
-              </w:rPr>
-            </w:pPr>
-            <w:r>
-              <w:rPr>
-                <w:rFonts w:ascii="Arial" w:hAnsi="Arial" w:cs="Arial"/>
-              </w:rPr>
-              <w:t>10:5-11:35</w:t>
-            </w:r>
-          </w:p>
-          <w:p>
-            <w:pPr>
-              <w:rPr>
-                <w:rFonts w:ascii="Arial" w:hAnsi="Arial" w:cs="Arial"/>
-              </w:rPr>
-            </w:pPr>
-            <w:r>
-              <w:rPr>
-                <w:rFonts w:ascii="Arial" w:hAnsi="Arial" w:cs="Arial"/>
-              </w:rPr>
-              <w:t>Teoria di sprint</w:t>
+            <w:proofErr w:type="spellStart"/>
+            <w:r>
+              <w:rPr>
+                <w:rFonts w:ascii="Arial" w:hAnsi="Arial" w:cs="Arial"/>
+              </w:rPr>
+              <w:t>Anh</w:t>
+            </w:r>
+            <w:proofErr w:type="spellEnd"/>
+            <w:r>
+              <w:rPr>
+                <w:rFonts w:ascii="Arial" w:hAnsi="Arial" w:cs="Arial"/>
+              </w:rPr>
+              <w:t xml:space="preserve">: </w:t>
+            </w:r>
+            <w:r>
+              <w:rPr>
+                <w:rFonts w:ascii="Arial" w:hAnsi="Arial" w:cs="Arial"/>
+              </w:rPr>
+              <w:t>Pause menu</w:t>
             </w:r>
           </w:p>
           <w:p>
@@ -343,13 +343,26 @@
               <w:rPr>
                 <w:rFonts w:ascii="Arial" w:hAnsi="Arial" w:cs="Arial"/>
               </w:rPr>
-              <w:t>(12:30 – 13:30) Discussione/ sprint retrospective</w:t>
+              <w:t>(12:30 –</w:t>
+            </w:r>
+            <w:r>
+              <w:rPr>
+                <w:rFonts w:ascii="Arial" w:hAnsi="Arial" w:cs="Arial"/>
+              </w:rPr>
+              <w:t>15:45</w:t>
+            </w:r>
+            <w:r>
+              <w:rPr>
+                <w:rFonts w:ascii="Arial" w:hAnsi="Arial" w:cs="Arial"/>
+              </w:rPr>
+              <w:t xml:space="preserve">) </w:t>
             </w:r>
           </w:p>
           <w:p>
             <w:pPr>
               <w:rPr>
                 <w:rFonts w:ascii="Arial" w:hAnsi="Arial" w:cs="Arial"/>
+                <w:u w:val="single"/>
               </w:rPr>
             </w:pPr>
             <w:r>
@@ -362,13 +375,13 @@
               <w:rPr>
                 <w:rFonts w:ascii="Arial" w:hAnsi="Arial" w:cs="Arial"/>
               </w:rPr>
-              <w:t>: Interfaccia graphica / map</w:t>
-            </w:r>
-            <w:r>
-              <w:rPr>
-                <w:rFonts w:ascii="Arial" w:hAnsi="Arial" w:cs="Arial"/>
-              </w:rPr>
-              <w:t xml:space="preserve"> </w:t>
+              <w:t xml:space="preserve">: </w:t>
+            </w:r>
+            <w:r>
+              <w:rPr>
+                <w:rFonts w:ascii="Arial" w:hAnsi="Arial" w:cs="Arial"/>
+              </w:rPr>
+              <w:t>Sistemare il gioco</w:t>
             </w:r>
           </w:p>
           <w:p>
@@ -387,7 +400,7 @@
               <w:rPr>
                 <w:rFonts w:ascii="Arial" w:hAnsi="Arial" w:cs="Arial"/>
               </w:rPr>
-              <w:t>colpire i nemici</w:t>
+              <w:t>Sistemare il gioco</w:t>
             </w:r>
           </w:p>
           <w:p>
@@ -418,41 +431,36 @@
               <w:rPr>
                 <w:rFonts w:ascii="Arial" w:hAnsi="Arial" w:cs="Arial"/>
               </w:rPr>
-              <w:t>interfaccia graphica (la vita di slime)</w:t>
+              <w:t>Sistemare il gioco</w:t>
             </w:r>
           </w:p>
           <w:p>
             <w:pPr>
               <w:rPr>
                 <w:rFonts w:ascii="Arial" w:hAnsi="Arial" w:cs="Arial"/>
+                <w:u w:val="single"/>
               </w:rPr>
             </w:pPr>
+            <w:proofErr w:type="spellStart"/>
             <w:r>
               <w:rPr>
                 <w:rFonts w:ascii="Arial" w:hAnsi="Arial" w:cs="Arial"/>
               </w:rPr>
               <w:t>Anh</w:t>
             </w:r>
-            <w:r>
-              <w:rPr>
-                <w:rFonts w:ascii="Arial" w:hAnsi="Arial" w:cs="Arial"/>
-              </w:rPr>
-              <w:t>: cercare di risolvere il bug della resoluzione</w:t>
-            </w:r>
-            <w:r>
-              <w:rPr>
-                <w:rFonts w:ascii="Arial" w:hAnsi="Arial" w:cs="Arial"/>
-              </w:rPr>
-              <w:t xml:space="preserve"> </w:t>
-            </w:r>
-          </w:p>
-          <w:p>
-            <w:pPr>
-              <w:rPr>
-                <w:rFonts w:ascii="Arial" w:hAnsi="Arial" w:cs="Arial"/>
-                <w:u w:val="single"/>
-              </w:rPr>
-            </w:pPr>
+            <w:proofErr w:type="spellEnd"/>
+            <w:r>
+              <w:rPr>
+                <w:rFonts w:ascii="Arial" w:hAnsi="Arial" w:cs="Arial"/>
+              </w:rPr>
+              <w:t xml:space="preserve">: </w:t>
+            </w:r>
+            <w:r>
+              <w:rPr>
+                <w:rFonts w:ascii="Arial" w:hAnsi="Arial" w:cs="Arial"/>
+              </w:rPr>
+              <w:t xml:space="preserve">Sistemare il gioco </w:t>
+            </w:r>
           </w:p>
         </w:tc>
       </w:tr>
@@ -512,7 +520,55 @@
               <w:rPr>
                 <w:rFonts w:ascii="Arial" w:hAnsi="Arial" w:cs="Arial"/>
               </w:rPr>
-              <w:t xml:space="preserve">Anh: cercare di risolvere il bug della resoluzione </w:t>
+              <w:t>A</w:t>
+            </w:r>
+            <w:r>
+              <w:rPr>
+                <w:rFonts w:ascii="Arial" w:hAnsi="Arial" w:cs="Arial"/>
+              </w:rPr>
+              <w:t xml:space="preserve">lexander, </w:t>
+            </w:r>
+            <w:proofErr w:type="spellStart"/>
+            <w:r>
+              <w:rPr>
+                <w:rFonts w:ascii="Arial" w:hAnsi="Arial" w:cs="Arial"/>
+              </w:rPr>
+              <w:t>Anh</w:t>
+            </w:r>
+            <w:proofErr w:type="spellEnd"/>
+            <w:r>
+              <w:rPr>
+                <w:rFonts w:ascii="Arial" w:hAnsi="Arial" w:cs="Arial"/>
+              </w:rPr>
+              <w:t xml:space="preserve">, e Lukas hanno avuto un conflitto di </w:t>
+            </w:r>
+            <w:proofErr w:type="spellStart"/>
+            <w:r>
+              <w:rPr>
+                <w:rFonts w:ascii="Arial" w:hAnsi="Arial" w:cs="Arial"/>
+              </w:rPr>
+              <w:t>git</w:t>
+            </w:r>
+            <w:proofErr w:type="spellEnd"/>
+            <w:r>
+              <w:rPr>
+                <w:rFonts w:ascii="Arial" w:hAnsi="Arial" w:cs="Arial"/>
+              </w:rPr>
+              <w:t xml:space="preserve"> merge, l’hanno sistemato tramite </w:t>
+            </w:r>
+            <w:proofErr w:type="spellStart"/>
+            <w:r>
+              <w:rPr>
+                <w:rFonts w:ascii="Arial" w:hAnsi="Arial" w:cs="Arial"/>
+              </w:rPr>
+              <w:t>rollback</w:t>
+            </w:r>
+            <w:proofErr w:type="spellEnd"/>
+            <w:r>
+              <w:rPr>
+                <w:rFonts w:ascii="Arial" w:hAnsi="Arial" w:cs="Arial"/>
+              </w:rPr>
+              <w:t xml:space="preserve"> di merge</w:t>
             </w:r>
           </w:p>
           <w:p>
@@ -525,20 +581,7 @@
               <w:rPr>
                 <w:rFonts w:ascii="Arial" w:hAnsi="Arial" w:cs="Arial"/>
               </w:rPr>
-              <w:t>Lukas: script (della vita) non funziona, viene risolta</w:t>
-            </w:r>
-          </w:p>
-          <w:p>
-            <w:pPr>
-              <w:rPr>
-                <w:rFonts w:ascii="Arial" w:hAnsi="Arial" w:cs="Arial"/>
-              </w:rPr>
-            </w:pPr>
-            <w:r>
-              <w:rPr>
-                <w:rFonts w:ascii="Arial" w:hAnsi="Arial" w:cs="Arial"/>
-              </w:rPr>
-              <w:t>Sofia: il bullet non si ferma come prevista, comunque è stato sistemato</w:t>
+              <w:t>Sofia: Problema di spari a causa di collisioni</w:t>
             </w:r>
           </w:p>
           <w:p>
@@ -603,7 +646,7 @@
               <w:rPr>
                 <w:rFonts w:ascii="Arial" w:hAnsi="Arial" w:cs="Arial"/>
               </w:rPr>
-              <w:t>Giusto</w:t>
+              <w:t>Indietro</w:t>
             </w:r>
           </w:p>
           <w:p>
@@ -654,6 +697,9 @@
         </w:tc>
       </w:tr>
       <w:tr>
+        <w:trPr>
+          <w:trHeight w:val="965"/>
+        </w:trPr>
         <w:tc>
           <w:tcPr>
             <w:tcW w:w="9854" w:type="dxa"/>
@@ -674,7 +720,21 @@
               <w:rPr>
                 <w:rFonts w:ascii="Arial" w:hAnsi="Arial" w:cs="Arial"/>
               </w:rPr>
-              <w:t>re a lavorare sulle task presenti nel in corso del kanban, cambiamento della documentazione.</w:t>
+              <w:t xml:space="preserve">re a lavorare sulle task presenti nel in corso del </w:t>
+            </w:r>
+            <w:proofErr w:type="spellStart"/>
+            <w:r>
+              <w:rPr>
+                <w:rFonts w:ascii="Arial" w:hAnsi="Arial" w:cs="Arial"/>
+              </w:rPr>
+              <w:t>kanban</w:t>
+            </w:r>
+            <w:proofErr w:type="spellEnd"/>
+            <w:r>
+              <w:rPr>
+                <w:rFonts w:ascii="Arial" w:hAnsi="Arial" w:cs="Arial"/>
+              </w:rPr>
+              <w:t>, cambiamento della documentazione.</w:t>
             </w:r>
           </w:p>
           <w:p>
@@ -683,12 +743,42 @@
                 <w:rFonts w:ascii="Arial" w:hAnsi="Arial" w:cs="Arial"/>
               </w:rPr>
             </w:pPr>
-            <w:r>
-              <w:rPr>
-                <w:rFonts w:ascii="Arial" w:hAnsi="Arial" w:cs="Arial"/>
-              </w:rPr>
-              <w:t>Anh: cerca di debuga la resoluzione</w:t>
-            </w:r>
+            <w:proofErr w:type="spellStart"/>
+            <w:r>
+              <w:rPr>
+                <w:rFonts w:ascii="Arial" w:hAnsi="Arial" w:cs="Arial"/>
+              </w:rPr>
+              <w:t>Anh</w:t>
+            </w:r>
+            <w:proofErr w:type="spellEnd"/>
+            <w:r>
+              <w:rPr>
+                <w:rFonts w:ascii="Arial" w:hAnsi="Arial" w:cs="Arial"/>
+              </w:rPr>
+              <w:t xml:space="preserve">: cerca di </w:t>
+            </w:r>
+            <w:proofErr w:type="spellStart"/>
+            <w:r>
+              <w:rPr>
+                <w:rFonts w:ascii="Arial" w:hAnsi="Arial" w:cs="Arial"/>
+              </w:rPr>
+              <w:t>debuga</w:t>
+            </w:r>
+            <w:proofErr w:type="spellEnd"/>
+            <w:r>
+              <w:rPr>
+                <w:rFonts w:ascii="Arial" w:hAnsi="Arial" w:cs="Arial"/>
+              </w:rPr>
+              <w:t xml:space="preserve"> la </w:t>
+            </w:r>
+            <w:proofErr w:type="spellStart"/>
+            <w:r>
+              <w:rPr>
+                <w:rFonts w:ascii="Arial" w:hAnsi="Arial" w:cs="Arial"/>
+              </w:rPr>
+              <w:t>resoluzione</w:t>
+            </w:r>
+            <w:proofErr w:type="spellEnd"/>
           </w:p>
         </w:tc>
       </w:tr>
@@ -756,12 +846,28 @@
                 <w:rFonts w:ascii="Arial" w:hAnsi="Arial" w:cs="Arial"/>
               </w:rPr>
             </w:pPr>
-            <w:r>
-              <w:rPr>
-                <w:rFonts w:ascii="Arial" w:hAnsi="Arial" w:cs="Arial"/>
-              </w:rPr>
-              <w:t>Daily Scrum</w:t>
-            </w:r>
+            <w:proofErr w:type="spellStart"/>
+            <w:r>
+              <w:rPr>
+                <w:rFonts w:ascii="Arial" w:hAnsi="Arial" w:cs="Arial"/>
+              </w:rPr>
+              <w:t>Daily</w:t>
+            </w:r>
+            <w:proofErr w:type="spellEnd"/>
+            <w:r>
+              <w:rPr>
+                <w:rFonts w:ascii="Arial" w:hAnsi="Arial" w:cs="Arial"/>
+              </w:rPr>
+              <w:t xml:space="preserve"> </w:t>
+            </w:r>
+            <w:proofErr w:type="spellStart"/>
+            <w:r>
+              <w:rPr>
+                <w:rFonts w:ascii="Arial" w:hAnsi="Arial" w:cs="Arial"/>
+              </w:rPr>
+              <w:t>Scrum</w:t>
+            </w:r>
+            <w:proofErr w:type="spellEnd"/>
           </w:p>
         </w:tc>
       </w:tr>
@@ -781,13 +887,7 @@
               <w:rPr>
                 <w:rFonts w:ascii="Arial" w:hAnsi="Arial" w:cs="Arial"/>
               </w:rPr>
-              <w:t xml:space="preserve">Abbiamo discusso del lavoro </w:t>
-            </w:r>
-            <w:r>
-              <w:rPr>
-                <w:rFonts w:ascii="Arial" w:hAnsi="Arial" w:cs="Arial"/>
-              </w:rPr>
-              <w:t>svolto e di come esattamente modificare il progetto in modo preciso.</w:t>
+              <w:t>Abbiamo discusso molto, sul debugging estremo.</w:t>
             </w:r>
           </w:p>
           <w:p>
@@ -848,24 +948,6 @@
                 <w:rFonts w:ascii="Arial" w:hAnsi="Arial" w:cs="Arial"/>
               </w:rPr>
             </w:pPr>
-            <w:r>
-              <w:rPr>
-                <w:rFonts w:ascii="Arial" w:hAnsi="Arial" w:cs="Arial"/>
-              </w:rPr>
-              <w:t xml:space="preserve"> Abbiamo definito task per membri e </w:t>
-            </w:r>
-            <w:r>
-              <w:rPr>
-                <w:rFonts w:ascii="Arial" w:hAnsi="Arial" w:cs="Arial"/>
-              </w:rPr>
-              <w:t>brigarci di finire i tasks</w:t>
-            </w:r>
-            <w:r>
-              <w:rPr>
-                <w:rFonts w:ascii="Arial" w:hAnsi="Arial" w:cs="Arial"/>
-              </w:rPr>
-              <w:t xml:space="preserve"> della settimana scorsa.</w:t>
-            </w:r>
           </w:p>
           <w:p>
             <w:pPr>
@@ -926,6 +1008,13 @@
               </w:rPr>
             </w:pPr>
           </w:p>
+          <w:p>
+            <w:pPr>
+              <w:rPr>
+                <w:rFonts w:ascii="Arial" w:hAnsi="Arial" w:cs="Arial"/>
+              </w:rPr>
+            </w:pPr>
+          </w:p>
         </w:tc>
       </w:tr>
     </w:tbl>
@@ -961,8 +1050,16 @@
               <w:rPr>
                 <w:rFonts w:ascii="Arial" w:hAnsi="Arial" w:cs="Arial"/>
               </w:rPr>
-              <w:t>Sprint Retrospective</w:t>
-            </w:r>
+              <w:t xml:space="preserve">Sprint </w:t>
+            </w:r>
+            <w:proofErr w:type="spellStart"/>
+            <w:r>
+              <w:rPr>
+                <w:rFonts w:ascii="Arial" w:hAnsi="Arial" w:cs="Arial"/>
+              </w:rPr>
+              <w:t>Retrospective</w:t>
+            </w:r>
+            <w:proofErr w:type="spellEnd"/>
           </w:p>
         </w:tc>
       </w:tr>
@@ -971,6 +1068,13 @@
           <w:tcPr>
             <w:tcW w:w="9854" w:type="dxa"/>
           </w:tcPr>
+          <w:p>
+            <w:pPr>
+              <w:rPr>
+                <w:rFonts w:ascii="Arial" w:hAnsi="Arial" w:cs="Arial"/>
+              </w:rPr>
+            </w:pPr>
+          </w:p>
           <w:p>
             <w:pPr>
               <w:rPr>
@@ -1050,11 +1154,19 @@
         <w:text/>
       </w:sdtPr>
       <w:sdtContent>
+        <w:proofErr w:type="spellStart"/>
         <w:r>
           <w:rPr>
             <w:rFonts w:ascii="Arial" w:hAnsi="Arial" w:cs="Arial"/>
           </w:rPr>
-          <w:t>Slime and Guns</w:t>
+          <w:t>Slime</w:t>
+        </w:r>
+        <w:proofErr w:type="spellEnd"/>
+        <w:r>
+          <w:rPr>
+            <w:rFonts w:ascii="Arial" w:hAnsi="Arial" w:cs="Arial"/>
+          </w:rPr>
+          <w:t xml:space="preserve"> and Guns</w:t>
         </w:r>
       </w:sdtContent>
     </w:sdt>
@@ -1192,18 +1304,62 @@
         <w:lang w:val="de-DE"/>
       </w:rPr>
     </w:pPr>
+    <w:proofErr w:type="spellStart"/>
     <w:r>
       <w:rPr>
         <w:lang w:val="de-DE"/>
       </w:rPr>
-      <w:t>huynh anh nguyen, Sofia Niederhause</w:t>
+      <w:t>huynh</w:t>
+    </w:r>
+    <w:proofErr w:type="spellEnd"/>
+    <w:r>
+      <w:rPr>
+        <w:lang w:val="de-DE"/>
+      </w:rPr>
+      <w:t xml:space="preserve"> </w:t>
+    </w:r>
+    <w:proofErr w:type="spellStart"/>
+    <w:r>
+      <w:rPr>
+        <w:lang w:val="de-DE"/>
+      </w:rPr>
+      <w:t>anh</w:t>
+    </w:r>
+    <w:proofErr w:type="spellEnd"/>
+    <w:r>
+      <w:rPr>
+        <w:lang w:val="de-DE"/>
+      </w:rPr>
+      <w:t xml:space="preserve"> </w:t>
+    </w:r>
+    <w:proofErr w:type="spellStart"/>
+    <w:r>
+      <w:rPr>
+        <w:lang w:val="de-DE"/>
+      </w:rPr>
+      <w:t>nguyen</w:t>
+    </w:r>
+    <w:proofErr w:type="spellEnd"/>
+    <w:r>
+      <w:rPr>
+        <w:lang w:val="de-DE"/>
+      </w:rPr>
+      <w:t>, Sofia Niederhause</w:t>
     </w:r>
     <w:r>
       <w:rPr>
         <w:lang w:val="de-DE"/>
       </w:rPr>
-      <w:t>r, Alexander Mascaro</w:t>
+      <w:t xml:space="preserve">r, Alexander </w:t>
     </w:r>
+    <w:proofErr w:type="spellStart"/>
+    <w:r>
+      <w:rPr>
+        <w:lang w:val="de-DE"/>
+      </w:rPr>
+      <w:t>Mascaro</w:t>
+    </w:r>
+    <w:proofErr w:type="spellEnd"/>
     <w:r>
       <w:rPr>
         <w:lang w:val="de-DE"/>
@@ -4513,6 +4669,7 @@
   <w:rsids>
     <w:rsidRoot w:val="003F5C32"/>
     <w:rsid w:val="000024DA"/>
+    <w:rsid w:val="0000487A"/>
     <w:rsid w:val="00056466"/>
     <w:rsid w:val="000603D9"/>
     <w:rsid w:val="00081066"/>
@@ -4604,6 +4761,7 @@
     <w:rsid w:val="00AE278E"/>
     <w:rsid w:val="00AE7D08"/>
     <w:rsid w:val="00AF0AA0"/>
+    <w:rsid w:val="00B12A67"/>
     <w:rsid w:val="00B36B9F"/>
     <w:rsid w:val="00B5079C"/>
     <w:rsid w:val="00BC4C01"/>

--- a/4_Diari/Diario 20.03.2026.docx
+++ b/4_Diari/Diario 20.03.2026.docx
@@ -282,7 +282,13 @@
               <w:rPr>
                 <w:rFonts w:ascii="Arial" w:hAnsi="Arial" w:cs="Arial"/>
               </w:rPr>
-              <w:t>risolvere il problema di merge</w:t>
+              <w:t xml:space="preserve">risolvere il problema </w:t>
+            </w:r>
+            <w:r>
+              <w:rPr>
+                <w:rFonts w:ascii="Arial" w:hAnsi="Arial" w:cs="Arial"/>
+              </w:rPr>
+              <w:t>di merge</w:t>
             </w:r>
           </w:p>
           <w:p>
@@ -381,7 +387,13 @@
               <w:rPr>
                 <w:rFonts w:ascii="Arial" w:hAnsi="Arial" w:cs="Arial"/>
               </w:rPr>
-              <w:t>Sistemare il gioco</w:t>
+              <w:t xml:space="preserve">Sistemare </w:t>
+            </w:r>
+            <w:r>
+              <w:rPr>
+                <w:rFonts w:ascii="Arial" w:hAnsi="Arial" w:cs="Arial"/>
+              </w:rPr>
+              <w:t>problema di Palette</w:t>
             </w:r>
           </w:p>
           <w:p>
@@ -400,7 +412,7 @@
               <w:rPr>
                 <w:rFonts w:ascii="Arial" w:hAnsi="Arial" w:cs="Arial"/>
               </w:rPr>
-              <w:t>Sistemare il gioco</w:t>
+              <w:t>Continuato con lo script degli spari e collisione</w:t>
             </w:r>
           </w:p>
           <w:p>
@@ -431,7 +443,21 @@
               <w:rPr>
                 <w:rFonts w:ascii="Arial" w:hAnsi="Arial" w:cs="Arial"/>
               </w:rPr>
-              <w:t>Sistemare il gioco</w:t>
+              <w:t xml:space="preserve">Script </w:t>
+            </w:r>
+            <w:proofErr w:type="spellStart"/>
+            <w:r>
+              <w:rPr>
+                <w:rFonts w:ascii="Arial" w:hAnsi="Arial" w:cs="Arial"/>
+              </w:rPr>
+              <w:t>Pathfinding</w:t>
+            </w:r>
+            <w:proofErr w:type="spellEnd"/>
+            <w:r>
+              <w:rPr>
+                <w:rFonts w:ascii="Arial" w:hAnsi="Arial" w:cs="Arial"/>
+              </w:rPr>
+              <w:t xml:space="preserve"> nemico e telecamera che segue il Player</w:t>
             </w:r>
           </w:p>
           <w:p>
@@ -459,8 +485,16 @@
               <w:rPr>
                 <w:rFonts w:ascii="Arial" w:hAnsi="Arial" w:cs="Arial"/>
               </w:rPr>
-              <w:t xml:space="preserve">Sistemare il gioco </w:t>
-            </w:r>
+              <w:t xml:space="preserve">Menu di pausa e cambio scene e ricerca generazione </w:t>
+            </w:r>
+            <w:proofErr w:type="spellStart"/>
+            <w:r>
+              <w:rPr>
+                <w:rFonts w:ascii="Arial" w:hAnsi="Arial" w:cs="Arial"/>
+              </w:rPr>
+              <w:t>dungeon</w:t>
+            </w:r>
+            <w:proofErr w:type="spellEnd"/>
           </w:p>
         </w:tc>
       </w:tr>
@@ -646,7 +680,13 @@
               <w:rPr>
                 <w:rFonts w:ascii="Arial" w:hAnsi="Arial" w:cs="Arial"/>
               </w:rPr>
-              <w:t>Indietro</w:t>
+              <w:t>Leggermente i</w:t>
+            </w:r>
+            <w:r>
+              <w:rPr>
+                <w:rFonts w:ascii="Arial" w:hAnsi="Arial" w:cs="Arial"/>
+              </w:rPr>
+              <w:t>ndietro</w:t>
             </w:r>
           </w:p>
           <w:p>
@@ -887,8 +927,36 @@
               <w:rPr>
                 <w:rFonts w:ascii="Arial" w:hAnsi="Arial" w:cs="Arial"/>
               </w:rPr>
-              <w:t>Abbiamo discusso molto, sul debugging estremo.</w:t>
-            </w:r>
+              <w:t xml:space="preserve">Abbiamo </w:t>
+            </w:r>
+            <w:r>
+              <w:rPr>
+                <w:rFonts w:ascii="Arial" w:hAnsi="Arial" w:cs="Arial"/>
+              </w:rPr>
+              <w:t xml:space="preserve">discusso sulla messa insieme delle nostre scene e sincronizzazione dei </w:t>
+            </w:r>
+            <w:proofErr w:type="spellStart"/>
+            <w:r>
+              <w:rPr>
+                <w:rFonts w:ascii="Arial" w:hAnsi="Arial" w:cs="Arial"/>
+              </w:rPr>
+              <w:t>branch</w:t>
+            </w:r>
+            <w:proofErr w:type="spellEnd"/>
+            <w:r>
+              <w:rPr>
+                <w:rFonts w:ascii="Arial" w:hAnsi="Arial" w:cs="Arial"/>
+              </w:rPr>
+              <w:t xml:space="preserve"> di </w:t>
+            </w:r>
+            <w:proofErr w:type="spellStart"/>
+            <w:r>
+              <w:rPr>
+                <w:rFonts w:ascii="Arial" w:hAnsi="Arial" w:cs="Arial"/>
+              </w:rPr>
+              <w:t>Git</w:t>
+            </w:r>
+            <w:proofErr w:type="spellEnd"/>
           </w:p>
           <w:p>
             <w:pPr>
@@ -4710,6 +4778,7 @@
     <w:rsid w:val="004E6B5D"/>
     <w:rsid w:val="004F7A60"/>
     <w:rsid w:val="00515C71"/>
+    <w:rsid w:val="005205E4"/>
     <w:rsid w:val="00540959"/>
     <w:rsid w:val="00580D3A"/>
     <w:rsid w:val="00593E02"/>
@@ -4755,6 +4824,7 @@
     <w:rsid w:val="00A1514F"/>
     <w:rsid w:val="00A352DF"/>
     <w:rsid w:val="00A672EE"/>
+    <w:rsid w:val="00A77AB3"/>
     <w:rsid w:val="00A948D8"/>
     <w:rsid w:val="00A97259"/>
     <w:rsid w:val="00AC4702"/>
